--- a/Practice Questions Apr 2025.docx
+++ b/Practice Questions Apr 2025.docx
@@ -1507,29 +1507,7 @@
           <w:szCs w:val="24"/>
           <w:u w:val="none"/>
         </w:rPr>
-        <w:t xml:space="preserve">The lessor realizes income in the year when the lease </w:t>
-      </w:r>
-      <w:proofErr w:type="gramStart"/>
-      <w:r>
-        <w:rPr>
-          <w:rFonts w:ascii="Times New Roman" w:eastAsia="Times New Roman" w:hAnsi="Times New Roman" w:cs="Times New Roman"/>
-          <w:b w:val="0"/>
-          <w:color w:val="auto"/>
-          <w:szCs w:val="24"/>
-          <w:u w:val="none"/>
-        </w:rPr>
-        <w:t>terminates</w:t>
-      </w:r>
-      <w:proofErr w:type="gramEnd"/>
-      <w:r>
-        <w:rPr>
-          <w:rFonts w:ascii="Times New Roman" w:eastAsia="Times New Roman" w:hAnsi="Times New Roman" w:cs="Times New Roman"/>
-          <w:b w:val="0"/>
-          <w:color w:val="auto"/>
-          <w:szCs w:val="24"/>
-          <w:u w:val="none"/>
-        </w:rPr>
-        <w:t xml:space="preserve"> and possession reverts </w:t>
+        <w:t xml:space="preserve">The lessor realizes income in the year when the lease terminates and possession reverts </w:t>
       </w:r>
     </w:p>
     <w:p>
@@ -4982,15 +4960,7 @@
       </w:pPr>
       <w:r>
         <w:lastRenderedPageBreak/>
-        <w:t xml:space="preserve">When the lender and the seller of the property are the same </w:t>
-      </w:r>
-      <w:proofErr w:type="gramStart"/>
-      <w:r>
-        <w:t>party</w:t>
-      </w:r>
-      <w:proofErr w:type="gramEnd"/>
-      <w:r>
-        <w:t xml:space="preserve"> and the debt reduction occurs while the debtor is solvent </w:t>
+        <w:t xml:space="preserve">When the lender and the seller of the property are the same party and the debt reduction occurs while the debtor is solvent </w:t>
       </w:r>
     </w:p>
     <w:p>
@@ -8785,11 +8755,6 @@
         <w:docPartUnique/>
       </w:docPartObj>
     </w:sdtPr>
-    <w:sdtEndPr>
-      <w:rPr>
-        <w:rStyle w:val="PageNumber"/>
-      </w:rPr>
-    </w:sdtEndPr>
     <w:sdtContent>
       <w:p>
         <w:pPr>
@@ -8842,11 +8807,6 @@
         <w:docPartUnique/>
       </w:docPartObj>
     </w:sdtPr>
-    <w:sdtEndPr>
-      <w:rPr>
-        <w:rStyle w:val="PageNumber"/>
-      </w:rPr>
-    </w:sdtEndPr>
     <w:sdtContent>
       <w:p>
         <w:pPr>
